--- a/skills/paper-export/assets/reference-modern.docx
+++ b/skills/paper-export/assets/reference-modern.docx
@@ -1909,7 +1909,7 @@
       <w:jc w:val="left"/>
     </w:pPr>
     <w:rPr>
-      <w:rFonts w:ascii="Maple Mono CN" w:hAnsi="Maple Mono CN" w:cs="Maple Mono CN" w:eastAsia="Alibaba PuHuiTi 3.0 55 Regular"/>
+      <w:rFonts w:ascii="Maple Mono CN" w:hAnsi="Maple Mono CN" w:cs="Maple Mono CN" w:eastAsia="Maple Mono CN"/>
       <w:color w:val="000000"/>
       <w:sz w:val="21"/>
       <w:szCs w:val="21"/>
